--- a/public/fun/forms/이력서_회계·재무_1_정석형.docx
+++ b/public/fun/forms/이력서_회계·재무_1_정석형.docx
@@ -1342,6 +1342,332 @@
         <w:t>20        년        월        일        작성자 :  ____________________  (서명)</w:t>
       </w:r>
     </w:p>
+    <w:p>
+      <w:r>
+        <w:br w:type="page"/>
+      </w:r>
+    </w:p>
+    <w:p>
+      <w:pPr>
+        <w:keepNext w:val="0"/>
+        <w:pBdr>
+          <w:bottom w:val="single" w:sz="12" w:space="4" w:color="4F6773"/>
+        </w:pBdr>
+        <w:spacing w:before="0" w:after="40"/>
+        <w:jc w:val="left"/>
+      </w:pPr>
+      <w:r>
+        <w:rPr>
+          <w:rFonts w:ascii="바탕" w:hAnsi="바탕" w:eastAsia="바탕" w:cs="바탕"/>
+          <w:b/>
+          <w:color w:val="2C3C44"/>
+          <w:spacing w:val="60"/>
+          <w:sz w:val="36"/>
+        </w:rPr>
+        <w:t>작성 가이드</w:t>
+      </w:r>
+      <w:r>
+        <w:rPr>
+          <w:color w:val="8A929C"/>
+          <w:sz w:val="18"/>
+        </w:rPr>
+        <w:t xml:space="preserve">   제출 전에 이 장은 지우세요</w:t>
+      </w:r>
+    </w:p>
+    <w:p>
+      <w:pPr>
+        <w:keepNext w:val="0"/>
+        <w:spacing w:before="80" w:after="120"/>
+        <w:jc w:val="left"/>
+      </w:pPr>
+      <w:r>
+        <w:rPr>
+          <w:b/>
+          <w:color w:val="4F6773"/>
+          <w:sz w:val="19"/>
+        </w:rPr>
+        <w:t>회계·재무 이력서</w:t>
+      </w:r>
+    </w:p>
+    <w:p>
+      <w:pPr>
+        <w:keepNext w:val="0"/>
+        <w:spacing w:before="0" w:after="60"/>
+        <w:jc w:val="left"/>
+      </w:pPr>
+      <w:r>
+        <w:rPr>
+          <w:b/>
+          <w:color w:val="4F6773"/>
+          <w:sz w:val="19"/>
+        </w:rPr>
+        <w:t xml:space="preserve">1.  </w:t>
+      </w:r>
+      <w:r>
+        <w:rPr>
+          <w:sz w:val="19"/>
+        </w:rPr>
+        <w:t>순서: 인적사항 → 학력 → 경력 → 자격 → 어학. 학력·경력은 가장 최근 것부터 적습니다. (고용24)</w:t>
+      </w:r>
+    </w:p>
+    <w:p>
+      <w:pPr>
+        <w:keepNext w:val="0"/>
+        <w:spacing w:before="0" w:after="60"/>
+        <w:jc w:val="left"/>
+      </w:pPr>
+      <w:r>
+        <w:rPr>
+          <w:b/>
+          <w:color w:val="4F6773"/>
+          <w:sz w:val="19"/>
+        </w:rPr>
+        <w:t xml:space="preserve">2.  </w:t>
+      </w:r>
+      <w:r>
+        <w:rPr>
+          <w:sz w:val="19"/>
+        </w:rPr>
+        <w:t>경력은 '무슨 일을 했다'보다 '얼마나 바꿨다'를 숫자로 적습니다. 예) 처리 시간 40분 → 25분.</w:t>
+      </w:r>
+    </w:p>
+    <w:p>
+      <w:pPr>
+        <w:keepNext w:val="0"/>
+        <w:spacing w:before="0" w:after="60"/>
+        <w:jc w:val="left"/>
+      </w:pPr>
+      <w:r>
+        <w:rPr>
+          <w:b/>
+          <w:color w:val="4F6773"/>
+          <w:sz w:val="19"/>
+        </w:rPr>
+        <w:t xml:space="preserve">3.  </w:t>
+      </w:r>
+      <w:r>
+        <w:rPr>
+          <w:sz w:val="19"/>
+        </w:rPr>
+        <w:t>사실이 아닌 내용·부풀린 표현은 쓰지 않습니다. 확인 절차에서 불리해질 수 있습니다.</w:t>
+      </w:r>
+    </w:p>
+    <w:p>
+      <w:pPr>
+        <w:keepNext w:val="0"/>
+        <w:spacing w:before="0" w:after="60"/>
+        <w:jc w:val="left"/>
+      </w:pPr>
+      <w:r>
+        <w:rPr>
+          <w:b/>
+          <w:color w:val="4F6773"/>
+          <w:sz w:val="19"/>
+        </w:rPr>
+        <w:t xml:space="preserve">4.  </w:t>
+      </w:r>
+      <w:r>
+        <w:rPr>
+          <w:sz w:val="19"/>
+        </w:rPr>
+        <w:t>신입은 경력 대신 활동 기간·장소·내용·맡은 일·결과를 한 줄씩 적습니다. (NCS 경험사항)</w:t>
+      </w:r>
+    </w:p>
+    <w:p>
+      <w:pPr>
+        <w:keepNext w:val="0"/>
+        <w:spacing w:before="0" w:after="60"/>
+        <w:jc w:val="left"/>
+      </w:pPr>
+      <w:r>
+        <w:rPr>
+          <w:b/>
+          <w:color w:val="4F6773"/>
+          <w:sz w:val="19"/>
+        </w:rPr>
+        <w:t xml:space="preserve">5.  </w:t>
+      </w:r>
+      <w:r>
+        <w:rPr>
+          <w:sz w:val="19"/>
+        </w:rPr>
+        <w:t>주민등록번호·가족관계 등 직무와 무관한 정보는 적지 않아도 됩니다. 파일 이름은 '이름_직무'가 좋아요.</w:t>
+      </w:r>
+    </w:p>
+    <w:tbl>
+      <w:tblPr>
+        <w:tblW w:w="10350" w:type="dxa"/>
+        <w:jc w:val="left"/>
+        <w:tblLayout w:type="fixed"/>
+        <w:tblCellMar>
+          <w:top w:w="90" w:type="dxa"/>
+          <w:left w:w="150" w:type="dxa"/>
+          <w:bottom w:w="90" w:type="dxa"/>
+          <w:right w:w="150" w:type="dxa"/>
+        </w:tblCellMar>
+        <w:tblLook w:firstColumn="1" w:firstRow="1" w:lastColumn="0" w:lastRow="0" w:noHBand="0" w:noVBand="1" w:val="04A0"/>
+      </w:tblPr>
+      <w:tblGrid>
+        <w:gridCol w:w="10350"/>
+      </w:tblGrid>
+      <w:tr>
+        <w:tc>
+          <w:tcPr>
+            <w:tcW w:type="dxa" w:w="10350"/>
+            <w:shd w:val="clear" w:color="auto" w:fill="F2F4F5"/>
+          </w:tcPr>
+          <w:p>
+            <w:pPr>
+              <w:spacing w:before="0" w:after="0"/>
+              <w:jc w:val="left"/>
+            </w:pPr>
+            <w:r>
+              <w:rPr>
+                <w:b/>
+                <w:color w:val="2C3C44"/>
+                <w:sz w:val="19"/>
+              </w:rPr>
+              <w:t>회계·재무는 이렇게</w:t>
+            </w:r>
+          </w:p>
+          <w:p>
+            <w:pPr>
+              <w:spacing w:before="40" w:after="0"/>
+              <w:jc w:val="left"/>
+            </w:pPr>
+            <w:r>
+              <w:rPr>
+                <w:color w:val="2C3C44"/>
+                <w:sz w:val="19"/>
+              </w:rPr>
+              <w:t>담당 업무 범위(전표·결산·세무조정)와 사용한 프로그램, 결산 소요 일수 같은 수치를 적습니다.</w:t>
+            </w:r>
+          </w:p>
+        </w:tc>
+      </w:tr>
+    </w:tbl>
+    <w:p>
+      <w:pPr>
+        <w:spacing w:lineRule="exact" w:line="120" w:before="0" w:after="0"/>
+      </w:pPr>
+    </w:p>
+    <w:p>
+      <w:pPr>
+        <w:keepNext w:val="0"/>
+        <w:spacing w:before="0" w:after="60"/>
+        <w:jc w:val="left"/>
+      </w:pPr>
+      <w:r>
+        <w:rPr>
+          <w:b/>
+          <w:color w:val="2C3C44"/>
+          <w:sz w:val="20"/>
+        </w:rPr>
+        <w:t>경력·성과 이렇게 적어요 (예시 — 가상의 내용입니다)</w:t>
+      </w:r>
+    </w:p>
+    <w:tbl>
+      <w:tblPr>
+        <w:tblW w:w="10350" w:type="dxa"/>
+        <w:jc w:val="left"/>
+        <w:tblBorders>
+          <w:top w:val="single" w:sz="4" w:space="0" w:color="C5CED3"/>
+          <w:left w:val="single" w:sz="4" w:space="0" w:color="C5CED3"/>
+          <w:bottom w:val="single" w:sz="4" w:space="0" w:color="C5CED3"/>
+          <w:right w:val="single" w:sz="4" w:space="0" w:color="C5CED3"/>
+          <w:insideH w:val="single" w:sz="4" w:space="0" w:color="C5CED3"/>
+          <w:insideV w:val="single" w:sz="4" w:space="0" w:color="C5CED3"/>
+        </w:tblBorders>
+        <w:tblLayout w:type="fixed"/>
+        <w:tblCellMar>
+          <w:top w:w="90" w:type="dxa"/>
+          <w:left w:w="150" w:type="dxa"/>
+          <w:bottom w:w="90" w:type="dxa"/>
+          <w:right w:w="150" w:type="dxa"/>
+        </w:tblCellMar>
+        <w:tblLook w:firstColumn="1" w:firstRow="1" w:lastColumn="0" w:lastRow="0" w:noHBand="0" w:noVBand="1" w:val="04A0"/>
+      </w:tblPr>
+      <w:tblGrid>
+        <w:gridCol w:w="10350"/>
+      </w:tblGrid>
+      <w:tr>
+        <w:tc>
+          <w:tcPr>
+            <w:tcW w:type="dxa" w:w="10350"/>
+          </w:tcPr>
+          <w:p>
+            <w:pPr>
+              <w:spacing w:before="0" w:after="0"/>
+              <w:jc w:val="left"/>
+            </w:pPr>
+            <w:r>
+              <w:rPr>
+                <w:color w:val="4F6773"/>
+                <w:sz w:val="19"/>
+              </w:rPr>
+              <w:t>2021.04~현재 · ○○(주) 재무팀 · 월 결산 8일 → 5일, 전표 오류율 2.1% → 0.4%</w:t>
+            </w:r>
+          </w:p>
+        </w:tc>
+      </w:tr>
+    </w:tbl>
+    <w:p>
+      <w:pPr>
+        <w:keepNext w:val="0"/>
+        <w:spacing w:before="200" w:after="60"/>
+        <w:jc w:val="left"/>
+      </w:pPr>
+      <w:r>
+        <w:rPr>
+          <w:b/>
+          <w:color w:val="2C3C44"/>
+          <w:sz w:val="20"/>
+        </w:rPr>
+        <w:t>쓰기 전 체크</w:t>
+      </w:r>
+    </w:p>
+    <w:p>
+      <w:pPr>
+        <w:keepNext w:val="0"/>
+        <w:spacing w:before="0" w:after="40"/>
+        <w:jc w:val="left"/>
+      </w:pPr>
+      <w:r>
+        <w:rPr>
+          <w:color w:val="8A929C"/>
+          <w:sz w:val="18"/>
+        </w:rPr>
+        <w:t>□ 최근 것이 위에 있나요?   □ 숫자(건수·%·금액·기간)가 들어 있나요?   □ 내가 한 일과 팀이 한 일이 구분되나요?</w:t>
+      </w:r>
+    </w:p>
+    <w:p>
+      <w:pPr>
+        <w:keepNext w:val="0"/>
+        <w:spacing w:before="0" w:after="40"/>
+        <w:jc w:val="left"/>
+      </w:pPr>
+      <w:r>
+        <w:rPr>
+          <w:color w:val="8A929C"/>
+          <w:sz w:val="18"/>
+        </w:rPr>
+        <w:t>□ 오탈자·날짜 오류가 없나요?   □ 파일 이름은 '이름_직무'인가요?   □ 직무와 무관한 개인정보는 뺐나요?</w:t>
+      </w:r>
+    </w:p>
+    <w:p>
+      <w:pPr>
+        <w:keepNext w:val="0"/>
+        <w:spacing w:before="280" w:after="0"/>
+        <w:jc w:val="left"/>
+      </w:pPr>
+      <w:r>
+        <w:rPr>
+          <w:color w:val="A9B0B8"/>
+          <w:sz w:val="16"/>
+        </w:rPr>
+        <w:t>참고: 고용24 이력서·자기소개서 작성 가이드, NCS 입사지원서 구성, STAR 기법 해설, JSON Resume 스키마 (공개 자료를 바탕으로 풀어 쓴 안내입니다)</w:t>
+      </w:r>
+    </w:p>
     <w:sectPr>
       <w:headerReference w:type="default" r:id="rId9"/>
       <w:footerReference w:type="default" r:id="rId10"/>

--- a/public/fun/forms/이력서_회계·재무_1_정석형.docx
+++ b/public/fun/forms/이력서_회계·재무_1_정석형.docx
@@ -302,7 +302,7 @@
           <w:color w:val="2C3C44"/>
           <w:sz w:val="22"/>
         </w:rPr>
-        <w:t>자격 · 면허</w:t>
+        <w:t>학 력</w:t>
       </w:r>
     </w:p>
     <w:tbl>
@@ -328,9 +328,8 @@
       </w:tblPr>
       <w:tblGrid>
         <w:gridCol w:w="2070"/>
-        <w:gridCol w:w="2760"/>
-        <w:gridCol w:w="2760"/>
-        <w:gridCol w:w="2760"/>
+        <w:gridCol w:w="4140"/>
+        <w:gridCol w:w="4140"/>
       </w:tblGrid>
       <w:tr>
         <w:trPr>
@@ -354,13 +353,13 @@
                 <w:color w:val="2C3C44"/>
                 <w:sz w:val="19"/>
               </w:rPr>
-              <w:t>취득일</w:t>
+              <w:t>기 간</w:t>
             </w:r>
           </w:p>
         </w:tc>
         <w:tc>
           <w:tcPr>
-            <w:tcW w:type="dxa" w:w="2760"/>
+            <w:tcW w:type="dxa" w:w="4140"/>
             <w:shd w:val="clear" w:color="auto" w:fill="F2F4F5"/>
             <w:vAlign w:val="center"/>
           </w:tcPr>
@@ -375,13 +374,13 @@
                 <w:color w:val="2C3C44"/>
                 <w:sz w:val="19"/>
               </w:rPr>
-              <w:t>자격명</w:t>
+              <w:t>학교명</w:t>
             </w:r>
           </w:p>
         </w:tc>
         <w:tc>
           <w:tcPr>
-            <w:tcW w:type="dxa" w:w="2760"/>
+            <w:tcW w:type="dxa" w:w="4140"/>
             <w:shd w:val="clear" w:color="auto" w:fill="F2F4F5"/>
             <w:vAlign w:val="center"/>
           </w:tcPr>
@@ -396,28 +395,70 @@
                 <w:color w:val="2C3C44"/>
                 <w:sz w:val="19"/>
               </w:rPr>
-              <w:t>발급 기관</w:t>
+              <w:t>전공 / 학점</w:t>
+            </w:r>
+          </w:p>
+        </w:tc>
+      </w:tr>
+      <w:tr>
+        <w:trPr>
+          <w:trHeight w:val="465" w:hRule="atLeast"/>
+          <w:cantSplit/>
+        </w:trPr>
+        <w:tc>
+          <w:tcPr>
+            <w:tcW w:type="dxa" w:w="2070"/>
+            <w:vAlign w:val="center"/>
+          </w:tcPr>
+          <w:p>
+            <w:pPr>
+              <w:spacing w:before="0" w:after="0"/>
+              <w:jc w:val="left"/>
+            </w:pPr>
+            <w:r>
+              <w:rPr>
+                <w:color w:val="A9B0B8"/>
+                <w:sz w:val="16"/>
+              </w:rPr>
+              <w:t>예) 2022.03 ~ 2024.02</w:t>
             </w:r>
           </w:p>
         </w:tc>
         <w:tc>
           <w:tcPr>
-            <w:tcW w:type="dxa" w:w="2760"/>
-            <w:shd w:val="clear" w:color="auto" w:fill="F2F4F5"/>
+            <w:tcW w:type="dxa" w:w="4140"/>
             <w:vAlign w:val="center"/>
           </w:tcPr>
           <w:p>
             <w:pPr>
               <w:spacing w:before="0" w:after="0"/>
-              <w:jc w:val="center"/>
+              <w:jc w:val="left"/>
             </w:pPr>
             <w:r>
               <w:rPr>
-                <w:b/>
-                <w:color w:val="2C3C44"/>
-                <w:sz w:val="19"/>
+                <w:color w:val="A9B0B8"/>
+                <w:sz w:val="16"/>
               </w:rPr>
-              <w:t>급 수 · 점수</w:t>
+              <w:t>○○대학교</w:t>
+            </w:r>
+          </w:p>
+        </w:tc>
+        <w:tc>
+          <w:tcPr>
+            <w:tcW w:type="dxa" w:w="4140"/>
+            <w:vAlign w:val="center"/>
+          </w:tcPr>
+          <w:p>
+            <w:pPr>
+              <w:spacing w:before="0" w:after="0"/>
+              <w:jc w:val="left"/>
+            </w:pPr>
+            <w:r>
+              <w:rPr>
+                <w:color w:val="A9B0B8"/>
+                <w:sz w:val="16"/>
+              </w:rPr>
+              <w:t>○○학과 (3.8/4.5)</w:t>
             </w:r>
           </w:p>
         </w:tc>
@@ -436,89 +477,14 @@
         </w:tc>
         <w:tc>
           <w:tcPr>
-            <w:tcW w:type="dxa" w:w="2760"/>
+            <w:tcW w:type="dxa" w:w="4140"/>
             <w:vAlign w:val="center"/>
           </w:tcPr>
           <w:p/>
         </w:tc>
         <w:tc>
           <w:tcPr>
-            <w:tcW w:type="dxa" w:w="2760"/>
-            <w:vAlign w:val="center"/>
-          </w:tcPr>
-          <w:p/>
-        </w:tc>
-        <w:tc>
-          <w:tcPr>
-            <w:tcW w:type="dxa" w:w="2760"/>
-            <w:vAlign w:val="center"/>
-          </w:tcPr>
-          <w:p/>
-        </w:tc>
-      </w:tr>
-      <w:tr>
-        <w:trPr>
-          <w:trHeight w:val="465" w:hRule="atLeast"/>
-          <w:cantSplit/>
-        </w:trPr>
-        <w:tc>
-          <w:tcPr>
-            <w:tcW w:type="dxa" w:w="2070"/>
-            <w:vAlign w:val="center"/>
-          </w:tcPr>
-          <w:p/>
-        </w:tc>
-        <w:tc>
-          <w:tcPr>
-            <w:tcW w:type="dxa" w:w="2760"/>
-            <w:vAlign w:val="center"/>
-          </w:tcPr>
-          <w:p/>
-        </w:tc>
-        <w:tc>
-          <w:tcPr>
-            <w:tcW w:type="dxa" w:w="2760"/>
-            <w:vAlign w:val="center"/>
-          </w:tcPr>
-          <w:p/>
-        </w:tc>
-        <w:tc>
-          <w:tcPr>
-            <w:tcW w:type="dxa" w:w="2760"/>
-            <w:vAlign w:val="center"/>
-          </w:tcPr>
-          <w:p/>
-        </w:tc>
-      </w:tr>
-      <w:tr>
-        <w:trPr>
-          <w:trHeight w:val="465" w:hRule="atLeast"/>
-          <w:cantSplit/>
-        </w:trPr>
-        <w:tc>
-          <w:tcPr>
-            <w:tcW w:type="dxa" w:w="2070"/>
-            <w:vAlign w:val="center"/>
-          </w:tcPr>
-          <w:p/>
-        </w:tc>
-        <w:tc>
-          <w:tcPr>
-            <w:tcW w:type="dxa" w:w="2760"/>
-            <w:vAlign w:val="center"/>
-          </w:tcPr>
-          <w:p/>
-        </w:tc>
-        <w:tc>
-          <w:tcPr>
-            <w:tcW w:type="dxa" w:w="2760"/>
-            <w:vAlign w:val="center"/>
-          </w:tcPr>
-          <w:p/>
-        </w:tc>
-        <w:tc>
-          <w:tcPr>
-            <w:tcW w:type="dxa" w:w="2760"/>
+            <w:tcW w:type="dxa" w:w="4140"/>
             <w:vAlign w:val="center"/>
           </w:tcPr>
           <w:p/>
@@ -996,28 +962,76 @@
             <w:tcW w:type="dxa" w:w="2070"/>
             <w:vAlign w:val="center"/>
           </w:tcPr>
-          <w:p/>
+          <w:p>
+            <w:pPr>
+              <w:spacing w:before="0" w:after="0"/>
+              <w:jc w:val="left"/>
+            </w:pPr>
+            <w:r>
+              <w:rPr>
+                <w:color w:val="A9B0B8"/>
+                <w:sz w:val="16"/>
+              </w:rPr>
+              <w:t>예) 2022.03 ~ 2024.02</w:t>
+            </w:r>
+          </w:p>
         </w:tc>
         <w:tc>
           <w:tcPr>
             <w:tcW w:type="dxa" w:w="2760"/>
             <w:vAlign w:val="center"/>
           </w:tcPr>
-          <w:p/>
+          <w:p>
+            <w:pPr>
+              <w:spacing w:before="0" w:after="0"/>
+              <w:jc w:val="left"/>
+            </w:pPr>
+            <w:r>
+              <w:rPr>
+                <w:color w:val="A9B0B8"/>
+                <w:sz w:val="16"/>
+              </w:rPr>
+              <w:t>○○(주) / 직원 50명</w:t>
+            </w:r>
+          </w:p>
         </w:tc>
         <w:tc>
           <w:tcPr>
             <w:tcW w:type="dxa" w:w="2760"/>
             <w:vAlign w:val="center"/>
           </w:tcPr>
-          <w:p/>
+          <w:p>
+            <w:pPr>
+              <w:spacing w:before="0" w:after="0"/>
+              <w:jc w:val="left"/>
+            </w:pPr>
+            <w:r>
+              <w:rPr>
+                <w:color w:val="A9B0B8"/>
+                <w:sz w:val="16"/>
+              </w:rPr>
+              <w:t>사원</w:t>
+            </w:r>
+          </w:p>
         </w:tc>
         <w:tc>
           <w:tcPr>
             <w:tcW w:type="dxa" w:w="2760"/>
             <w:vAlign w:val="center"/>
           </w:tcPr>
-          <w:p/>
+          <w:p>
+            <w:pPr>
+              <w:spacing w:before="0" w:after="0"/>
+              <w:jc w:val="left"/>
+            </w:pPr>
+            <w:r>
+              <w:rPr>
+                <w:color w:val="A9B0B8"/>
+                <w:sz w:val="16"/>
+              </w:rPr>
+              <w:t>맡은 일 + 숫자 성과</w:t>
+            </w:r>
+          </w:p>
         </w:tc>
       </w:tr>
       <w:tr>
@@ -1163,7 +1177,7 @@
           <w:color w:val="2C3C44"/>
           <w:sz w:val="22"/>
         </w:rPr>
-        <w:t>학 력</w:t>
+        <w:t>자격 · 면허</w:t>
       </w:r>
     </w:p>
     <w:tbl>
@@ -1189,8 +1203,9 @@
       </w:tblPr>
       <w:tblGrid>
         <w:gridCol w:w="2070"/>
-        <w:gridCol w:w="4140"/>
-        <w:gridCol w:w="4140"/>
+        <w:gridCol w:w="2760"/>
+        <w:gridCol w:w="2760"/>
+        <w:gridCol w:w="2760"/>
       </w:tblGrid>
       <w:tr>
         <w:trPr>
@@ -1214,13 +1229,13 @@
                 <w:color w:val="2C3C44"/>
                 <w:sz w:val="19"/>
               </w:rPr>
-              <w:t>기 간</w:t>
+              <w:t>취득일</w:t>
             </w:r>
           </w:p>
         </w:tc>
         <w:tc>
           <w:tcPr>
-            <w:tcW w:type="dxa" w:w="4140"/>
+            <w:tcW w:type="dxa" w:w="2760"/>
             <w:shd w:val="clear" w:color="auto" w:fill="F2F4F5"/>
             <w:vAlign w:val="center"/>
           </w:tcPr>
@@ -1235,13 +1250,13 @@
                 <w:color w:val="2C3C44"/>
                 <w:sz w:val="19"/>
               </w:rPr>
-              <w:t>학교명</w:t>
+              <w:t>자격명</w:t>
             </w:r>
           </w:p>
         </w:tc>
         <w:tc>
           <w:tcPr>
-            <w:tcW w:type="dxa" w:w="4140"/>
+            <w:tcW w:type="dxa" w:w="2760"/>
             <w:shd w:val="clear" w:color="auto" w:fill="F2F4F5"/>
             <w:vAlign w:val="center"/>
           </w:tcPr>
@@ -1256,7 +1271,28 @@
                 <w:color w:val="2C3C44"/>
                 <w:sz w:val="19"/>
               </w:rPr>
-              <w:t>전공 / 학점</w:t>
+              <w:t>발급 기관</w:t>
+            </w:r>
+          </w:p>
+        </w:tc>
+        <w:tc>
+          <w:tcPr>
+            <w:tcW w:type="dxa" w:w="2760"/>
+            <w:shd w:val="clear" w:color="auto" w:fill="F2F4F5"/>
+            <w:vAlign w:val="center"/>
+          </w:tcPr>
+          <w:p>
+            <w:pPr>
+              <w:spacing w:before="0" w:after="0"/>
+              <w:jc w:val="center"/>
+            </w:pPr>
+            <w:r>
+              <w:rPr>
+                <w:b/>
+                <w:color w:val="2C3C44"/>
+                <w:sz w:val="19"/>
+              </w:rPr>
+              <w:t>급 수 · 점수</w:t>
             </w:r>
           </w:p>
         </w:tc>
@@ -1271,18 +1307,61 @@
             <w:tcW w:type="dxa" w:w="2070"/>
             <w:vAlign w:val="center"/>
           </w:tcPr>
-          <w:p/>
+          <w:p>
+            <w:pPr>
+              <w:spacing w:before="0" w:after="0"/>
+              <w:jc w:val="left"/>
+            </w:pPr>
+            <w:r>
+              <w:rPr>
+                <w:color w:val="A9B0B8"/>
+                <w:sz w:val="16"/>
+              </w:rPr>
+              <w:t>예) 2023.05.</w:t>
+            </w:r>
+          </w:p>
         </w:tc>
         <w:tc>
           <w:tcPr>
-            <w:tcW w:type="dxa" w:w="4140"/>
+            <w:tcW w:type="dxa" w:w="2760"/>
             <w:vAlign w:val="center"/>
           </w:tcPr>
-          <w:p/>
+          <w:p>
+            <w:pPr>
+              <w:spacing w:before="0" w:after="0"/>
+              <w:jc w:val="left"/>
+            </w:pPr>
+            <w:r>
+              <w:rPr>
+                <w:color w:val="A9B0B8"/>
+                <w:sz w:val="16"/>
+              </w:rPr>
+              <w:t>○○ 자격증</w:t>
+            </w:r>
+          </w:p>
         </w:tc>
         <w:tc>
           <w:tcPr>
-            <w:tcW w:type="dxa" w:w="4140"/>
+            <w:tcW w:type="dxa" w:w="2760"/>
+            <w:vAlign w:val="center"/>
+          </w:tcPr>
+          <w:p>
+            <w:pPr>
+              <w:spacing w:before="0" w:after="0"/>
+              <w:jc w:val="left"/>
+            </w:pPr>
+            <w:r>
+              <w:rPr>
+                <w:color w:val="A9B0B8"/>
+                <w:sz w:val="16"/>
+              </w:rPr>
+              <w:t>○○공단</w:t>
+            </w:r>
+          </w:p>
+        </w:tc>
+        <w:tc>
+          <w:tcPr>
+            <w:tcW w:type="dxa" w:w="2760"/>
             <w:vAlign w:val="center"/>
           </w:tcPr>
           <w:p/>
@@ -1302,14 +1381,55 @@
         </w:tc>
         <w:tc>
           <w:tcPr>
-            <w:tcW w:type="dxa" w:w="4140"/>
+            <w:tcW w:type="dxa" w:w="2760"/>
             <w:vAlign w:val="center"/>
           </w:tcPr>
           <w:p/>
         </w:tc>
         <w:tc>
           <w:tcPr>
-            <w:tcW w:type="dxa" w:w="4140"/>
+            <w:tcW w:type="dxa" w:w="2760"/>
+            <w:vAlign w:val="center"/>
+          </w:tcPr>
+          <w:p/>
+        </w:tc>
+        <w:tc>
+          <w:tcPr>
+            <w:tcW w:type="dxa" w:w="2760"/>
+            <w:vAlign w:val="center"/>
+          </w:tcPr>
+          <w:p/>
+        </w:tc>
+      </w:tr>
+      <w:tr>
+        <w:trPr>
+          <w:trHeight w:val="465" w:hRule="atLeast"/>
+          <w:cantSplit/>
+        </w:trPr>
+        <w:tc>
+          <w:tcPr>
+            <w:tcW w:type="dxa" w:w="2070"/>
+            <w:vAlign w:val="center"/>
+          </w:tcPr>
+          <w:p/>
+        </w:tc>
+        <w:tc>
+          <w:tcPr>
+            <w:tcW w:type="dxa" w:w="2760"/>
+            <w:vAlign w:val="center"/>
+          </w:tcPr>
+          <w:p/>
+        </w:tc>
+        <w:tc>
+          <w:tcPr>
+            <w:tcW w:type="dxa" w:w="2760"/>
+            <w:vAlign w:val="center"/>
+          </w:tcPr>
+          <w:p/>
+        </w:tc>
+        <w:tc>
+          <w:tcPr>
+            <w:tcW w:type="dxa" w:w="2760"/>
             <w:vAlign w:val="center"/>
           </w:tcPr>
           <w:p/>

--- a/public/fun/forms/이력서_회계·재무_1_정석형.docx
+++ b/public/fun/forms/이력서_회계·재무_1_정석형.docx
@@ -57,10 +57,10 @@
       </w:tblPr>
       <w:tblGrid>
         <w:gridCol w:w="1695"/>
-        <w:gridCol w:w="1200"/>
+        <w:gridCol w:w="1230"/>
         <w:gridCol w:w="3255"/>
-        <w:gridCol w:w="1200"/>
-        <w:gridCol w:w="3000"/>
+        <w:gridCol w:w="1230"/>
+        <w:gridCol w:w="2940"/>
       </w:tblGrid>
       <w:tr>
         <w:trPr>
@@ -91,7 +91,7 @@
         </w:tc>
         <w:tc>
           <w:tcPr>
-            <w:tcW w:type="dxa" w:w="1200"/>
+            <w:tcW w:type="dxa" w:w="1230"/>
             <w:shd w:val="clear" w:color="auto" w:fill="F2F4F5"/>
             <w:vAlign w:val="center"/>
           </w:tcPr>
@@ -119,7 +119,7 @@
         </w:tc>
         <w:tc>
           <w:tcPr>
-            <w:tcW w:type="dxa" w:w="1200"/>
+            <w:tcW w:type="dxa" w:w="1230"/>
             <w:shd w:val="clear" w:color="auto" w:fill="F2F4F5"/>
             <w:vAlign w:val="center"/>
           </w:tcPr>
@@ -140,7 +140,7 @@
         </w:tc>
         <w:tc>
           <w:tcPr>
-            <w:tcW w:type="dxa" w:w="3000"/>
+            <w:tcW w:type="dxa" w:w="2940"/>
             <w:vAlign w:val="center"/>
           </w:tcPr>
           <w:p/>
@@ -160,7 +160,7 @@
         </w:tc>
         <w:tc>
           <w:tcPr>
-            <w:tcW w:type="dxa" w:w="1200"/>
+            <w:tcW w:type="dxa" w:w="1230"/>
             <w:shd w:val="clear" w:color="auto" w:fill="F2F4F5"/>
             <w:vAlign w:val="center"/>
           </w:tcPr>
@@ -188,7 +188,7 @@
         </w:tc>
         <w:tc>
           <w:tcPr>
-            <w:tcW w:type="dxa" w:w="1200"/>
+            <w:tcW w:type="dxa" w:w="1230"/>
             <w:shd w:val="clear" w:color="auto" w:fill="F2F4F5"/>
             <w:vAlign w:val="center"/>
           </w:tcPr>
@@ -209,7 +209,7 @@
         </w:tc>
         <w:tc>
           <w:tcPr>
-            <w:tcW w:type="dxa" w:w="3000"/>
+            <w:tcW w:type="dxa" w:w="2940"/>
             <w:vAlign w:val="center"/>
           </w:tcPr>
           <w:p/>
@@ -229,7 +229,7 @@
         </w:tc>
         <w:tc>
           <w:tcPr>
-            <w:tcW w:type="dxa" w:w="1200"/>
+            <w:tcW w:type="dxa" w:w="1230"/>
             <w:shd w:val="clear" w:color="auto" w:fill="F2F4F5"/>
             <w:vAlign w:val="center"/>
           </w:tcPr>
@@ -257,7 +257,7 @@
         </w:tc>
         <w:tc>
           <w:tcPr>
-            <w:tcW w:type="dxa" w:w="1200"/>
+            <w:tcW w:type="dxa" w:w="1230"/>
             <w:shd w:val="clear" w:color="auto" w:fill="F2F4F5"/>
             <w:vAlign w:val="center"/>
           </w:tcPr>
@@ -278,7 +278,7 @@
         </w:tc>
         <w:tc>
           <w:tcPr>
-            <w:tcW w:type="dxa" w:w="3000"/>
+            <w:tcW w:type="dxa" w:w="2940"/>
             <w:vAlign w:val="center"/>
           </w:tcPr>
           <w:p/>

--- a/public/fun/forms/이력서_회계·재무_1_정석형.docx
+++ b/public/fun/forms/이력서_회계·재무_1_정석형.docx
@@ -420,7 +420,7 @@
                 <w:color w:val="A9B0B8"/>
                 <w:sz w:val="16"/>
               </w:rPr>
-              <w:t>예) 2022.03 ~ 2024.02</w:t>
+              <w:t>예) ○○○○.○○ ~ ○○○○.○○</w:t>
             </w:r>
           </w:p>
         </w:tc>
@@ -439,7 +439,7 @@
                 <w:color w:val="A9B0B8"/>
                 <w:sz w:val="16"/>
               </w:rPr>
-              <w:t>○○대학교</w:t>
+              <w:t>학교명 입력</w:t>
             </w:r>
           </w:p>
         </w:tc>
@@ -972,7 +972,7 @@
                 <w:color w:val="A9B0B8"/>
                 <w:sz w:val="16"/>
               </w:rPr>
-              <w:t>예) 2022.03 ~ 2024.02</w:t>
+              <w:t>예) ○○○○.○○ ~ ○○○○.○○</w:t>
             </w:r>
           </w:p>
         </w:tc>
@@ -1317,7 +1317,7 @@
                 <w:color w:val="A9B0B8"/>
                 <w:sz w:val="16"/>
               </w:rPr>
-              <w:t>예) 2023.05.</w:t>
+              <w:t>예) ○○○○.○○.</w:t>
             </w:r>
           </w:p>
         </w:tc>
@@ -1459,7 +1459,7 @@
         <w:rPr>
           <w:sz w:val="20"/>
         </w:rPr>
-        <w:t>20        년        월        일        작성자 :  ____________________  (서명)</w:t>
+        <w:t xml:space="preserve">          년        월        일        작성자 :  ____________________  (서명)</w:t>
       </w:r>
     </w:p>
     <w:p>
@@ -1725,7 +1725,7 @@
                 <w:color w:val="4F6773"/>
                 <w:sz w:val="19"/>
               </w:rPr>
-              <w:t>2021.04~현재 · ○○(주) 재무팀 · 월 결산 8일 → 5일, 전표 오류율 2.1% → 0.4%</w:t>
+              <w:t>기간 입력 · ○○(주) 재무팀 · 월 결산 8일 → 5일, 전표 오류율 2.1% → 0.4%</w:t>
             </w:r>
           </w:p>
         </w:tc>
